--- a/Specyfikacja/SCENARIUSZE.docx
+++ b/Specyfikacja/SCENARIUSZE.docx
@@ -83,10 +83,17 @@
     <w:p>
       <w:pPr>
         <w:pStyle w:val="Nagwek1"/>
+        <w:jc w:val="both"/>
       </w:pPr>
       <w:r>
         <w:lastRenderedPageBreak/>
-        <w:t>Pełne CRUD dla wszystkich encji</w:t>
+        <w:t xml:space="preserve">Pełne CRUD dla wszystkich </w:t>
+      </w:r>
+      <w:r>
+        <w:t xml:space="preserve">głównych </w:t>
+      </w:r>
+      <w:r>
+        <w:t>encji</w:t>
       </w:r>
     </w:p>
     <w:p>
@@ -129,11 +136,15 @@
       <w:r>
         <w:t xml:space="preserve">Wizyta: Planowanie terminu wizyty (data, </w:t>
       </w:r>
-      <w:proofErr w:type="spellStart"/>
-      <w:r>
-        <w:t>nr_gabinetu</w:t>
-      </w:r>
-      <w:proofErr w:type="spellEnd"/>
+      <w:r>
+        <w:t>lekarz</w:t>
+      </w:r>
+      <w:r>
+        <w:t xml:space="preserve">, </w:t>
+      </w:r>
+      <w:r>
+        <w:t>status</w:t>
+      </w:r>
       <w:r>
         <w:t>), zmiana statusu wizyty lub jej odwołanie (usunięcie)</w:t>
       </w:r>
@@ -147,7 +158,7 @@
         </w:numPr>
       </w:pPr>
       <w:r>
-        <w:t>Choroba: Zarządzanie katalogiem chorób (kod ICD-10, nazwa, opis)</w:t>
+        <w:t>Choroba: Zarządzanie katalogiem chorób (nazwa, opis)</w:t>
       </w:r>
     </w:p>
     <w:p>
@@ -159,7 +170,13 @@
         </w:numPr>
       </w:pPr>
       <w:r>
-        <w:t>Specjalizacja: Dodawanie nowych specjalizacji medycznych (zgodnie z opisem jest to głównie tabela do odczytu)</w:t>
+        <w:t xml:space="preserve">Specjalizacja: </w:t>
+      </w:r>
+      <w:r>
+        <w:t xml:space="preserve">Funkcja słownika. </w:t>
+      </w:r>
+      <w:r>
+        <w:t>Obsługa odczytu oraz jednokrotnego zapisu przez skrypt generujący dane. Brak możliwości edycji i usuwania.</w:t>
       </w:r>
     </w:p>
     <w:p>
@@ -194,7 +211,15 @@
         <w:ind w:left="1416"/>
       </w:pPr>
       <w:r>
-        <w:t xml:space="preserve">Aktualizacja listy  specjalizacje w encji Lekarz przy użyciu tabeli pośredniej </w:t>
+        <w:t xml:space="preserve">Aktualizacja </w:t>
+      </w:r>
+      <w:proofErr w:type="gramStart"/>
+      <w:r>
+        <w:t>listy  specjalizacje</w:t>
+      </w:r>
+      <w:proofErr w:type="gramEnd"/>
+      <w:r>
+        <w:t xml:space="preserve"> w encji Lekarz przy użyciu tabeli pośredniej </w:t>
       </w:r>
       <w:proofErr w:type="spellStart"/>
       <w:r>
@@ -539,7 +564,15 @@
         <w:ind w:left="1416"/>
       </w:pPr>
       <w:r>
-        <w:t>Zliczanie wystąpień konkretnego kod_icd10 w wybranym miesiącu, co pozwala monitorować  np. sezonowe epidemie grypy</w:t>
+        <w:t xml:space="preserve">Zliczanie wystąpień konkretnego kod_icd10 w wybranym miesiącu, co pozwala </w:t>
+      </w:r>
+      <w:proofErr w:type="gramStart"/>
+      <w:r>
+        <w:t>monitorować  np.</w:t>
+      </w:r>
+      <w:proofErr w:type="gramEnd"/>
+      <w:r>
+        <w:t xml:space="preserve"> sezonowe epidemie grypy</w:t>
       </w:r>
     </w:p>
     <w:p>
@@ -560,7 +593,13 @@
         <w:ind w:left="1416"/>
       </w:pPr>
       <w:r>
-        <w:t xml:space="preserve">Zapytanie agregujące (COUNT), sprawdzające ilu pacjentów przekroczyło np. 5 wizyt w roku </w:t>
+        <w:t xml:space="preserve">Zapytanie agregujące (COUNT), sprawdzające ilu pacjentów przekroczyło np. 5 wizyt w </w:t>
+      </w:r>
+      <w:r>
+        <w:t xml:space="preserve">danym </w:t>
+      </w:r>
+      <w:r>
+        <w:t xml:space="preserve">roku </w:t>
       </w:r>
     </w:p>
     <w:p/>
@@ -614,6 +653,38 @@
       </w:r>
     </w:p>
     <w:p>
+      <w:r>
+        <w:br w:type="page"/>
+      </w:r>
+    </w:p>
+    <w:p>
+      <w:pPr>
+        <w:pStyle w:val="Nagwek2"/>
+        <w:numPr>
+          <w:ilvl w:val="0"/>
+          <w:numId w:val="4"/>
+        </w:numPr>
+      </w:pPr>
+      <w:r>
+        <w:lastRenderedPageBreak/>
+        <w:t xml:space="preserve">Automatyczne zasilanie bazy danych (Data </w:t>
+      </w:r>
+      <w:proofErr w:type="spellStart"/>
+      <w:r>
+        <w:t>Seeding</w:t>
+      </w:r>
+      <w:proofErr w:type="spellEnd"/>
+      <w:r>
+        <w:t xml:space="preserve"> - dodatkowo</w:t>
+      </w:r>
+      <w:r>
+        <w:t>)</w:t>
+      </w:r>
+      <w:r>
+        <w:t>:</w:t>
+      </w:r>
+    </w:p>
+    <w:p>
       <w:pPr>
         <w:pStyle w:val="Akapitzlist"/>
         <w:numPr>
@@ -622,17 +693,129 @@
         </w:numPr>
       </w:pPr>
       <w:r>
-        <w:t>Weryfikacja PWZ i specjalizacji:</w:t>
-      </w:r>
-    </w:p>
-    <w:p>
-      <w:pPr>
-        <w:pStyle w:val="Akapitzlist"/>
-        <w:ind w:left="1416"/>
-      </w:pPr>
-      <w:r>
-        <w:t>Sprawdzanie, czy lekarz przypisany do wizyty o charakterze np. chirurgicznym faktycznie posiada taką specjalizację w swojej liście</w:t>
-      </w:r>
+        <w:t xml:space="preserve">Mechanizm generowania: System wykorzystuje zewnętrzny skrypt napisany w języku </w:t>
+      </w:r>
+      <w:proofErr w:type="spellStart"/>
+      <w:r>
+        <w:t>Python</w:t>
+      </w:r>
+      <w:proofErr w:type="spellEnd"/>
+      <w:r>
+        <w:t xml:space="preserve">, który przy użyciu biblioteki </w:t>
+      </w:r>
+      <w:proofErr w:type="spellStart"/>
+      <w:r>
+        <w:t>Faker</w:t>
+      </w:r>
+      <w:proofErr w:type="spellEnd"/>
+      <w:r>
+        <w:t xml:space="preserve"> generuje realistyczne dane testowe (m.in. polskie imiona, nazwiska, numery PESEL oraz adresy).</w:t>
+      </w:r>
+    </w:p>
+    <w:p>
+      <w:pPr>
+        <w:pStyle w:val="Akapitzlist"/>
+        <w:numPr>
+          <w:ilvl w:val="0"/>
+          <w:numId w:val="3"/>
+        </w:numPr>
+      </w:pPr>
+      <w:r>
+        <w:t xml:space="preserve">Integracja ze Spring </w:t>
+      </w:r>
+      <w:proofErr w:type="spellStart"/>
+      <w:r>
+        <w:t>Boot</w:t>
+      </w:r>
+      <w:proofErr w:type="spellEnd"/>
+      <w:r>
+        <w:t>:</w:t>
+      </w:r>
+      <w:r>
+        <w:t xml:space="preserve"> implementacja </w:t>
+      </w:r>
+      <w:proofErr w:type="gramStart"/>
+      <w:r>
+        <w:t>klasy</w:t>
+      </w:r>
+      <w:proofErr w:type="gramEnd"/>
+      <w:r>
+        <w:t xml:space="preserve"> która z pomocą interfejsu </w:t>
+      </w:r>
+      <w:proofErr w:type="spellStart"/>
+      <w:r>
+        <w:rPr>
+          <w:i/>
+          <w:iCs/>
+        </w:rPr>
+        <w:t>CommandLineRunner</w:t>
+      </w:r>
+      <w:proofErr w:type="spellEnd"/>
+      <w:r>
+        <w:rPr>
+          <w:rStyle w:val="HTML-kod"/>
+          <w:rFonts w:eastAsiaTheme="majorEastAsia"/>
+        </w:rPr>
+        <w:t xml:space="preserve"> </w:t>
+      </w:r>
+      <w:r>
+        <w:t>automatycznie wywołuje proces zasilania bazy zaraz po starcie serwera.</w:t>
+      </w:r>
+    </w:p>
+    <w:p>
+      <w:pPr>
+        <w:pStyle w:val="Akapitzlist"/>
+        <w:numPr>
+          <w:ilvl w:val="0"/>
+          <w:numId w:val="3"/>
+        </w:numPr>
+        <w:rPr>
+          <w:rStyle w:val="HTML-kod"/>
+          <w:rFonts w:asciiTheme="minorHAnsi" w:eastAsiaTheme="minorHAnsi" w:hAnsiTheme="minorHAnsi" w:cstheme="minorBidi"/>
+          <w:sz w:val="22"/>
+          <w:szCs w:val="22"/>
+        </w:rPr>
+      </w:pPr>
+      <w:r>
+        <w:t xml:space="preserve">Transfer danych REST: Dane są przesyłane do bazy drogą komunikacji HTTP (metoda POST) na dedykowane </w:t>
+      </w:r>
+      <w:proofErr w:type="spellStart"/>
+      <w:r>
+        <w:t>endpointy</w:t>
+      </w:r>
+      <w:proofErr w:type="spellEnd"/>
+      <w:r>
+        <w:t xml:space="preserve"> </w:t>
+      </w:r>
+      <w:r>
+        <w:rPr>
+          <w:i/>
+          <w:iCs/>
+        </w:rPr>
+        <w:t>/</w:t>
+      </w:r>
+      <w:proofErr w:type="spellStart"/>
+      <w:r>
+        <w:rPr>
+          <w:i/>
+          <w:iCs/>
+        </w:rPr>
+        <w:t>python</w:t>
+      </w:r>
+      <w:proofErr w:type="spellEnd"/>
+      <w:r>
+        <w:t xml:space="preserve"> w kontrolerach, co pozwala na masowe i bezpieczne wprowadzanie rekordów.</w:t>
+      </w:r>
+    </w:p>
+    <w:p>
+      <w:pPr>
+        <w:pStyle w:val="Akapitzlist"/>
+      </w:pPr>
+    </w:p>
+    <w:p>
+      <w:pPr>
+        <w:pStyle w:val="Akapitzlist"/>
+      </w:pPr>
     </w:p>
     <w:sectPr>
       <w:pgSz w:w="11906" w:h="16838"/>
@@ -649,7 +832,7 @@
   <w:abstractNum w:abstractNumId="0" w15:restartNumberingAfterBreak="0">
     <w:nsid w:val="008E74FB"/>
     <w:multiLevelType w:val="hybridMultilevel"/>
-    <w:tmpl w:val="C8285B40"/>
+    <w:tmpl w:val="02502686"/>
     <w:lvl w:ilvl="0" w:tplc="04150001">
       <w:start w:val="1"/>
       <w:numFmt w:val="bullet"/>
@@ -1980,6 +2163,19 @@
       <w:spacing w:val="5"/>
     </w:rPr>
   </w:style>
+  <w:style w:type="character" w:styleId="HTML-kod">
+    <w:name w:val="HTML Code"/>
+    <w:basedOn w:val="Domylnaczcionkaakapitu"/>
+    <w:uiPriority w:val="99"/>
+    <w:semiHidden/>
+    <w:unhideWhenUsed/>
+    <w:rsid w:val="004F4708"/>
+    <w:rPr>
+      <w:rFonts w:ascii="Courier New" w:eastAsia="Times New Roman" w:hAnsi="Courier New" w:cs="Courier New"/>
+      <w:sz w:val="20"/>
+      <w:szCs w:val="20"/>
+    </w:rPr>
+  </w:style>
 </w:styles>
 </file>
 
